--- a/Documentacion/09B_Migrate_FOG.docx
+++ b/Documentacion/09B_Migrate_FOG.docx
@@ -3,14 +3,24 @@
 <w:document xmlns:wpc="http://schemas.microsoft.com/office/word/2010/wordprocessingCanvas" xmlns:cx="http://schemas.microsoft.com/office/drawing/2014/chartex" xmlns:cx1="http://schemas.microsoft.com/office/drawing/2015/9/8/chartex" xmlns:cx2="http://schemas.microsoft.com/office/drawing/2015/10/21/chartex" xmlns:cx3="http://schemas.microsoft.com/office/drawing/2016/5/9/chartex" xmlns:cx4="http://schemas.microsoft.com/office/drawing/2016/5/10/chartex" xmlns:cx5="http://schemas.microsoft.com/office/drawing/2016/5/11/chartex" xmlns:cx6="http://schemas.microsoft.com/office/drawing/2016/5/12/chartex" xmlns:cx7="http://schemas.microsoft.com/office/drawing/2016/5/13/chartex" xmlns:cx8="http://schemas.microsoft.com/office/drawing/2016/5/14/chartex" xmlns:mc="http://schemas.openxmlformats.org/markup-compatibility/2006" xmlns:aink="http://schemas.microsoft.com/office/drawing/2016/ink" xmlns:am3d="http://schemas.microsoft.com/office/drawing/2017/model3d" xmlns:o="urn:schemas-microsoft-com:office:office" xmlns:oel="http://schemas.microsoft.com/office/2019/extlst" xmlns:r="http://schemas.openxmlformats.org/officeDocument/2006/relationships" xmlns:m="http://schemas.openxmlformats.org/officeDocument/2006/math" xmlns:v="urn:schemas-microsoft-com:vml" xmlns:wp14="http://schemas.microsoft.com/office/word/2010/wordprocessingDrawing" xmlns:wp="http://schemas.openxmlformats.org/drawingml/2006/wordprocessingDrawing" xmlns:w10="urn:schemas-microsoft-com:office:word" xmlns:w="http://schemas.openxmlformats.org/wordprocessingml/2006/main" xmlns:w14="http://schemas.microsoft.com/office/word/2010/wordml" xmlns:w15="http://schemas.microsoft.com/office/word/2012/wordml" xmlns:w16cex="http://schemas.microsoft.com/office/word/2018/wordml/cex" xmlns:w16cid="http://schemas.microsoft.com/office/word/2016/wordml/cid" xmlns:w16="http://schemas.microsoft.com/office/word/2018/wordml" xmlns:w16du="http://schemas.microsoft.com/office/word/2023/wordml/word16du" xmlns:w16sdtdh="http://schemas.microsoft.com/office/word/2020/wordml/sdtdatahash" xmlns:w16sdtfl="http://schemas.microsoft.com/office/word/2024/wordml/sdtformatlock" xmlns:w16se="http://schemas.microsoft.com/office/word/2015/wordml/symex" xmlns:wpg="http://schemas.microsoft.com/office/word/2010/wordprocessingGroup" xmlns:wpi="http://schemas.microsoft.com/office/word/2010/wordprocessingInk" xmlns:wne="http://schemas.microsoft.com/office/word/2006/wordml" xmlns:wps="http://schemas.microsoft.com/office/word/2010/wordprocessingShape" mc:Ignorable="w14 w15 w16se w16cid w16 w16cex w16sdtdh w16sdtfl w16du wp14">
   <w:body>
     <w:p>
-      <w:hyperlink r:id="rId5" w:history="1">
-        <w:r>
-          <w:rPr>
-            <w:rStyle w:val="Hipervnculo"/>
-          </w:rPr>
-          <w:t>https://wiki.fogproject.org/wiki/index.php?title=Migrate_FOG</w:t>
-        </w:r>
-      </w:hyperlink>
+      <w:r>
+        <w:fldChar w:fldCharType="begin"/>
+      </w:r>
+      <w:r>
+        <w:instrText>HYPERLINK "https://wiki.fogproject.org/wiki/index.php?title=Migrate_FOG"</w:instrText>
+      </w:r>
+      <w:r>
+        <w:fldChar w:fldCharType="separate"/>
+      </w:r>
+      <w:r>
+        <w:rPr>
+          <w:rStyle w:val="Hipervnculo"/>
+        </w:rPr>
+        <w:t>https://wiki.fogproject.org/wiki/index.php?title=Migrate_FOG</w:t>
+      </w:r>
+      <w:r>
+        <w:fldChar w:fldCharType="end"/>
+      </w:r>
     </w:p>
     <w:p>
       <w:r>
@@ -19,11 +29,27 @@
     </w:p>
     <w:p>
       <w:r>
-        <w:t>En nuestro caso, hemos usado el backup de la base de datos que hemos conseguido con el script “oficial”. Y lo hemos añadido al del servidor 10.2.7.6</w:t>
-      </w:r>
-    </w:p>
-    <w:p>
-      <w:r>
+        <w:t xml:space="preserve">En nuestro caso, hemos usado </w:t>
+      </w:r>
+      <w:proofErr w:type="gramStart"/>
+      <w:r>
+        <w:t xml:space="preserve">el </w:t>
+      </w:r>
+      <w:proofErr w:type="spellStart"/>
+      <w:r>
+        <w:t>backup</w:t>
+      </w:r>
+      <w:proofErr w:type="spellEnd"/>
+      <w:proofErr w:type="gramEnd"/>
+      <w:r>
+        <w:t xml:space="preserve"> de la base de datos que hemos conseguido con el script “oficial”. Y lo hemos añadido al del servidor 10.2.7.6</w:t>
+      </w:r>
+    </w:p>
+    <w:p>
+      <w:r>
+        <w:rPr>
+          <w:noProof/>
+        </w:rPr>
         <w:drawing>
           <wp:inline distT="0" distB="0" distL="0" distR="0" wp14:anchorId="0FACEB0F" wp14:editId="68C30796">
             <wp:extent cx="5943600" cy="1752600"/>
@@ -40,7 +66,7 @@
                     <pic:cNvPicPr/>
                   </pic:nvPicPr>
                   <pic:blipFill>
-                    <a:blip r:embed="rId6"/>
+                    <a:blip r:embed="rId5"/>
                     <a:stretch>
                       <a:fillRect/>
                     </a:stretch>
@@ -68,6 +94,9 @@
     </w:p>
     <w:p>
       <w:r>
+        <w:rPr>
+          <w:noProof/>
+        </w:rPr>
         <w:drawing>
           <wp:inline distT="0" distB="0" distL="0" distR="0" wp14:anchorId="2038636B" wp14:editId="3226BF70">
             <wp:extent cx="5943600" cy="3305175"/>
@@ -84,7 +113,7 @@
                     <pic:cNvPicPr/>
                   </pic:nvPicPr>
                   <pic:blipFill>
-                    <a:blip r:embed="rId7"/>
+                    <a:blip r:embed="rId6"/>
                     <a:stretch>
                       <a:fillRect/>
                     </a:stretch>
@@ -107,6 +136,9 @@
     </w:p>
     <w:p>
       <w:r>
+        <w:rPr>
+          <w:noProof/>
+        </w:rPr>
         <w:lastRenderedPageBreak/>
         <w:drawing>
           <wp:inline distT="0" distB="0" distL="0" distR="0" wp14:anchorId="7EDE8B58" wp14:editId="4C9E9B1B">
@@ -124,7 +156,7 @@
                     <pic:cNvPicPr/>
                   </pic:nvPicPr>
                   <pic:blipFill>
-                    <a:blip r:embed="rId8"/>
+                    <a:blip r:embed="rId7"/>
                     <a:stretch>
                       <a:fillRect/>
                     </a:stretch>
@@ -145,6 +177,7 @@
         </w:drawing>
       </w:r>
     </w:p>
+    <w:p/>
     <w:p>
       <w:pPr>
         <w:sectPr>
@@ -168,17 +201,839 @@
           <w:bCs/>
         </w:rPr>
         <w:lastRenderedPageBreak/>
-        <w:t>Fix IP Addresses, Passwords, and Interface on new server</w:t>
-      </w:r>
-    </w:p>
-    <w:p>
-      <w:r>
-        <w:t xml:space="preserve">Because we have imported the old database into the new server in order to preserve all of the host data, image definitions, group definitions, image assignments, and so on, we also imported all of the old server's IP Addresses and passwords along with it. This can't be helped using the approach we took - which is the approach to take if your web interface on the old server was just completely not working. Because of this, we need to change just a few places in the FOG Web GUI, and change the old FOG Server's IP address to the new FOG Server's IP Address, and update a few passwords. </w:t>
-      </w:r>
-    </w:p>
-    <w:p>
-      <w:r>
-        <w:t xml:space="preserve">First, we must find out what the new FOG Password and new interface is. On the </w:t>
+        <w:t xml:space="preserve">Fix IP </w:t>
+      </w:r>
+      <w:proofErr w:type="spellStart"/>
+      <w:r>
+        <w:rPr>
+          <w:b/>
+          <w:bCs/>
+        </w:rPr>
+        <w:t>Addresses</w:t>
+      </w:r>
+      <w:proofErr w:type="spellEnd"/>
+      <w:r>
+        <w:rPr>
+          <w:b/>
+          <w:bCs/>
+        </w:rPr>
+        <w:t xml:space="preserve">, </w:t>
+      </w:r>
+      <w:proofErr w:type="spellStart"/>
+      <w:r>
+        <w:rPr>
+          <w:b/>
+          <w:bCs/>
+        </w:rPr>
+        <w:t>Passwords</w:t>
+      </w:r>
+      <w:proofErr w:type="spellEnd"/>
+      <w:r>
+        <w:rPr>
+          <w:b/>
+          <w:bCs/>
+        </w:rPr>
+        <w:t xml:space="preserve">, and </w:t>
+      </w:r>
+      <w:proofErr w:type="gramStart"/>
+      <w:r>
+        <w:rPr>
+          <w:b/>
+          <w:bCs/>
+        </w:rPr>
+        <w:t>Interface</w:t>
+      </w:r>
+      <w:proofErr w:type="gramEnd"/>
+      <w:r>
+        <w:rPr>
+          <w:b/>
+          <w:bCs/>
+        </w:rPr>
+        <w:t xml:space="preserve"> </w:t>
+      </w:r>
+      <w:proofErr w:type="spellStart"/>
+      <w:r>
+        <w:rPr>
+          <w:b/>
+          <w:bCs/>
+        </w:rPr>
+        <w:t>on</w:t>
+      </w:r>
+      <w:proofErr w:type="spellEnd"/>
+      <w:r>
+        <w:rPr>
+          <w:b/>
+          <w:bCs/>
+        </w:rPr>
+        <w:t xml:space="preserve"> new </w:t>
+      </w:r>
+      <w:proofErr w:type="gramStart"/>
+      <w:r>
+        <w:rPr>
+          <w:b/>
+          <w:bCs/>
+        </w:rPr>
+        <w:t>server</w:t>
+      </w:r>
+      <w:proofErr w:type="gramEnd"/>
+    </w:p>
+    <w:p>
+      <w:proofErr w:type="spellStart"/>
+      <w:r>
+        <w:t>Because</w:t>
+      </w:r>
+      <w:proofErr w:type="spellEnd"/>
+      <w:r>
+        <w:t xml:space="preserve"> </w:t>
+      </w:r>
+      <w:proofErr w:type="spellStart"/>
+      <w:r>
+        <w:t>we</w:t>
+      </w:r>
+      <w:proofErr w:type="spellEnd"/>
+      <w:r>
+        <w:t xml:space="preserve"> </w:t>
+      </w:r>
+      <w:proofErr w:type="spellStart"/>
+      <w:r>
+        <w:t>have</w:t>
+      </w:r>
+      <w:proofErr w:type="spellEnd"/>
+      <w:r>
+        <w:t xml:space="preserve"> </w:t>
+      </w:r>
+      <w:proofErr w:type="spellStart"/>
+      <w:r>
+        <w:t>imported</w:t>
+      </w:r>
+      <w:proofErr w:type="spellEnd"/>
+      <w:r>
+        <w:t xml:space="preserve"> </w:t>
+      </w:r>
+      <w:proofErr w:type="spellStart"/>
+      <w:r>
+        <w:t>the</w:t>
+      </w:r>
+      <w:proofErr w:type="spellEnd"/>
+      <w:r>
+        <w:t xml:space="preserve"> </w:t>
+      </w:r>
+      <w:proofErr w:type="spellStart"/>
+      <w:r>
+        <w:t>old</w:t>
+      </w:r>
+      <w:proofErr w:type="spellEnd"/>
+      <w:r>
+        <w:t xml:space="preserve"> </w:t>
+      </w:r>
+      <w:proofErr w:type="spellStart"/>
+      <w:r>
+        <w:t>database</w:t>
+      </w:r>
+      <w:proofErr w:type="spellEnd"/>
+      <w:r>
+        <w:t xml:space="preserve"> </w:t>
+      </w:r>
+      <w:proofErr w:type="spellStart"/>
+      <w:r>
+        <w:t>into</w:t>
+      </w:r>
+      <w:proofErr w:type="spellEnd"/>
+      <w:r>
+        <w:t xml:space="preserve"> </w:t>
+      </w:r>
+      <w:proofErr w:type="spellStart"/>
+      <w:r>
+        <w:t>the</w:t>
+      </w:r>
+      <w:proofErr w:type="spellEnd"/>
+      <w:r>
+        <w:t xml:space="preserve"> new </w:t>
+      </w:r>
+      <w:proofErr w:type="gramStart"/>
+      <w:r>
+        <w:t>server</w:t>
+      </w:r>
+      <w:proofErr w:type="gramEnd"/>
+      <w:r>
+        <w:t xml:space="preserve"> in </w:t>
+      </w:r>
+      <w:proofErr w:type="spellStart"/>
+      <w:r>
+        <w:t>order</w:t>
+      </w:r>
+      <w:proofErr w:type="spellEnd"/>
+      <w:r>
+        <w:t xml:space="preserve"> </w:t>
+      </w:r>
+      <w:proofErr w:type="spellStart"/>
+      <w:r>
+        <w:t>to</w:t>
+      </w:r>
+      <w:proofErr w:type="spellEnd"/>
+      <w:r>
+        <w:t xml:space="preserve"> preserve </w:t>
+      </w:r>
+      <w:proofErr w:type="spellStart"/>
+      <w:r>
+        <w:t>all</w:t>
+      </w:r>
+      <w:proofErr w:type="spellEnd"/>
+      <w:r>
+        <w:t xml:space="preserve"> </w:t>
+      </w:r>
+      <w:proofErr w:type="spellStart"/>
+      <w:r>
+        <w:t>of</w:t>
+      </w:r>
+      <w:proofErr w:type="spellEnd"/>
+      <w:r>
+        <w:t xml:space="preserve"> </w:t>
+      </w:r>
+      <w:proofErr w:type="spellStart"/>
+      <w:r>
+        <w:t>the</w:t>
+      </w:r>
+      <w:proofErr w:type="spellEnd"/>
+      <w:r>
+        <w:t xml:space="preserve"> host data, </w:t>
+      </w:r>
+      <w:proofErr w:type="spellStart"/>
+      <w:r>
+        <w:t>image</w:t>
+      </w:r>
+      <w:proofErr w:type="spellEnd"/>
+      <w:r>
+        <w:t xml:space="preserve"> </w:t>
+      </w:r>
+      <w:proofErr w:type="spellStart"/>
+      <w:r>
+        <w:t>definitions</w:t>
+      </w:r>
+      <w:proofErr w:type="spellEnd"/>
+      <w:r>
+        <w:t xml:space="preserve">, </w:t>
+      </w:r>
+      <w:proofErr w:type="spellStart"/>
+      <w:r>
+        <w:t>group</w:t>
+      </w:r>
+      <w:proofErr w:type="spellEnd"/>
+      <w:r>
+        <w:t xml:space="preserve"> </w:t>
+      </w:r>
+      <w:proofErr w:type="spellStart"/>
+      <w:r>
+        <w:t>definitions</w:t>
+      </w:r>
+      <w:proofErr w:type="spellEnd"/>
+      <w:r>
+        <w:t xml:space="preserve">, </w:t>
+      </w:r>
+      <w:proofErr w:type="spellStart"/>
+      <w:r>
+        <w:t>image</w:t>
+      </w:r>
+      <w:proofErr w:type="spellEnd"/>
+      <w:r>
+        <w:t xml:space="preserve"> </w:t>
+      </w:r>
+      <w:proofErr w:type="spellStart"/>
+      <w:r>
+        <w:t>assignments</w:t>
+      </w:r>
+      <w:proofErr w:type="spellEnd"/>
+      <w:r>
+        <w:t xml:space="preserve">, and so </w:t>
+      </w:r>
+      <w:proofErr w:type="spellStart"/>
+      <w:r>
+        <w:t>on</w:t>
+      </w:r>
+      <w:proofErr w:type="spellEnd"/>
+      <w:r>
+        <w:t xml:space="preserve">, </w:t>
+      </w:r>
+      <w:proofErr w:type="spellStart"/>
+      <w:r>
+        <w:t>we</w:t>
+      </w:r>
+      <w:proofErr w:type="spellEnd"/>
+      <w:r>
+        <w:t xml:space="preserve"> </w:t>
+      </w:r>
+      <w:proofErr w:type="spellStart"/>
+      <w:r>
+        <w:t>also</w:t>
+      </w:r>
+      <w:proofErr w:type="spellEnd"/>
+      <w:r>
+        <w:t xml:space="preserve"> </w:t>
+      </w:r>
+      <w:proofErr w:type="spellStart"/>
+      <w:r>
+        <w:t>imported</w:t>
+      </w:r>
+      <w:proofErr w:type="spellEnd"/>
+      <w:r>
+        <w:t xml:space="preserve"> </w:t>
+      </w:r>
+      <w:proofErr w:type="spellStart"/>
+      <w:r>
+        <w:t>all</w:t>
+      </w:r>
+      <w:proofErr w:type="spellEnd"/>
+      <w:r>
+        <w:t xml:space="preserve"> </w:t>
+      </w:r>
+      <w:proofErr w:type="spellStart"/>
+      <w:r>
+        <w:t>of</w:t>
+      </w:r>
+      <w:proofErr w:type="spellEnd"/>
+      <w:r>
+        <w:t xml:space="preserve"> </w:t>
+      </w:r>
+      <w:proofErr w:type="spellStart"/>
+      <w:r>
+        <w:t>the</w:t>
+      </w:r>
+      <w:proofErr w:type="spellEnd"/>
+      <w:r>
+        <w:t xml:space="preserve"> </w:t>
+      </w:r>
+      <w:proofErr w:type="spellStart"/>
+      <w:r>
+        <w:t>old</w:t>
+      </w:r>
+      <w:proofErr w:type="spellEnd"/>
+      <w:r>
+        <w:t xml:space="preserve"> </w:t>
+      </w:r>
+      <w:proofErr w:type="spellStart"/>
+      <w:r>
+        <w:t>server's</w:t>
+      </w:r>
+      <w:proofErr w:type="spellEnd"/>
+      <w:r>
+        <w:t xml:space="preserve"> IP </w:t>
+      </w:r>
+      <w:proofErr w:type="spellStart"/>
+      <w:r>
+        <w:t>Addresses</w:t>
+      </w:r>
+      <w:proofErr w:type="spellEnd"/>
+      <w:r>
+        <w:t xml:space="preserve"> and </w:t>
+      </w:r>
+      <w:proofErr w:type="spellStart"/>
+      <w:r>
+        <w:t>passwords</w:t>
+      </w:r>
+      <w:proofErr w:type="spellEnd"/>
+      <w:r>
+        <w:t xml:space="preserve"> </w:t>
+      </w:r>
+      <w:proofErr w:type="spellStart"/>
+      <w:r>
+        <w:t>along</w:t>
+      </w:r>
+      <w:proofErr w:type="spellEnd"/>
+      <w:r>
+        <w:t xml:space="preserve"> </w:t>
+      </w:r>
+      <w:proofErr w:type="spellStart"/>
+      <w:r>
+        <w:t>with</w:t>
+      </w:r>
+      <w:proofErr w:type="spellEnd"/>
+      <w:r>
+        <w:t xml:space="preserve"> </w:t>
+      </w:r>
+      <w:proofErr w:type="spellStart"/>
+      <w:r>
+        <w:t>it</w:t>
+      </w:r>
+      <w:proofErr w:type="spellEnd"/>
+      <w:r>
+        <w:t xml:space="preserve">. </w:t>
+      </w:r>
+      <w:proofErr w:type="spellStart"/>
+      <w:r>
+        <w:t>This</w:t>
+      </w:r>
+      <w:proofErr w:type="spellEnd"/>
+      <w:r>
+        <w:t xml:space="preserve"> </w:t>
+      </w:r>
+      <w:proofErr w:type="spellStart"/>
+      <w:r>
+        <w:t>can't</w:t>
+      </w:r>
+      <w:proofErr w:type="spellEnd"/>
+      <w:r>
+        <w:t xml:space="preserve"> be </w:t>
+      </w:r>
+      <w:proofErr w:type="spellStart"/>
+      <w:r>
+        <w:t>helped</w:t>
+      </w:r>
+      <w:proofErr w:type="spellEnd"/>
+      <w:r>
+        <w:t xml:space="preserve"> </w:t>
+      </w:r>
+      <w:proofErr w:type="spellStart"/>
+      <w:r>
+        <w:t>using</w:t>
+      </w:r>
+      <w:proofErr w:type="spellEnd"/>
+      <w:r>
+        <w:t xml:space="preserve"> </w:t>
+      </w:r>
+      <w:proofErr w:type="spellStart"/>
+      <w:r>
+        <w:t>the</w:t>
+      </w:r>
+      <w:proofErr w:type="spellEnd"/>
+      <w:r>
+        <w:t xml:space="preserve"> </w:t>
+      </w:r>
+      <w:proofErr w:type="spellStart"/>
+      <w:r>
+        <w:t>approach</w:t>
+      </w:r>
+      <w:proofErr w:type="spellEnd"/>
+      <w:r>
+        <w:t xml:space="preserve"> </w:t>
+      </w:r>
+      <w:proofErr w:type="spellStart"/>
+      <w:r>
+        <w:t>we</w:t>
+      </w:r>
+      <w:proofErr w:type="spellEnd"/>
+      <w:r>
+        <w:t xml:space="preserve"> </w:t>
+      </w:r>
+      <w:proofErr w:type="spellStart"/>
+      <w:r>
+        <w:t>took</w:t>
+      </w:r>
+      <w:proofErr w:type="spellEnd"/>
+      <w:r>
+        <w:t xml:space="preserve"> - </w:t>
+      </w:r>
+      <w:proofErr w:type="spellStart"/>
+      <w:r>
+        <w:t>which</w:t>
+      </w:r>
+      <w:proofErr w:type="spellEnd"/>
+      <w:r>
+        <w:t xml:space="preserve"> </w:t>
+      </w:r>
+      <w:proofErr w:type="spellStart"/>
+      <w:r>
+        <w:t>is</w:t>
+      </w:r>
+      <w:proofErr w:type="spellEnd"/>
+      <w:r>
+        <w:t xml:space="preserve"> </w:t>
+      </w:r>
+      <w:proofErr w:type="spellStart"/>
+      <w:r>
+        <w:t>the</w:t>
+      </w:r>
+      <w:proofErr w:type="spellEnd"/>
+      <w:r>
+        <w:t xml:space="preserve"> </w:t>
+      </w:r>
+      <w:proofErr w:type="spellStart"/>
+      <w:r>
+        <w:t>approach</w:t>
+      </w:r>
+      <w:proofErr w:type="spellEnd"/>
+      <w:r>
+        <w:t xml:space="preserve"> </w:t>
+      </w:r>
+      <w:proofErr w:type="spellStart"/>
+      <w:r>
+        <w:t>to</w:t>
+      </w:r>
+      <w:proofErr w:type="spellEnd"/>
+      <w:r>
+        <w:t xml:space="preserve"> </w:t>
+      </w:r>
+      <w:proofErr w:type="spellStart"/>
+      <w:r>
+        <w:t>take</w:t>
+      </w:r>
+      <w:proofErr w:type="spellEnd"/>
+      <w:r>
+        <w:t xml:space="preserve"> </w:t>
+      </w:r>
+      <w:proofErr w:type="spellStart"/>
+      <w:r>
+        <w:t>if</w:t>
+      </w:r>
+      <w:proofErr w:type="spellEnd"/>
+      <w:r>
+        <w:t xml:space="preserve"> </w:t>
+      </w:r>
+      <w:proofErr w:type="spellStart"/>
+      <w:r>
+        <w:t>your</w:t>
+      </w:r>
+      <w:proofErr w:type="spellEnd"/>
+      <w:r>
+        <w:t xml:space="preserve"> web </w:t>
+      </w:r>
+      <w:proofErr w:type="gramStart"/>
+      <w:r>
+        <w:t>interface</w:t>
+      </w:r>
+      <w:proofErr w:type="gramEnd"/>
+      <w:r>
+        <w:t xml:space="preserve"> </w:t>
+      </w:r>
+      <w:proofErr w:type="spellStart"/>
+      <w:r>
+        <w:t>on</w:t>
+      </w:r>
+      <w:proofErr w:type="spellEnd"/>
+      <w:r>
+        <w:t xml:space="preserve"> </w:t>
+      </w:r>
+      <w:proofErr w:type="spellStart"/>
+      <w:r>
+        <w:t>the</w:t>
+      </w:r>
+      <w:proofErr w:type="spellEnd"/>
+      <w:r>
+        <w:t xml:space="preserve"> </w:t>
+      </w:r>
+      <w:proofErr w:type="spellStart"/>
+      <w:r>
+        <w:t>old</w:t>
+      </w:r>
+      <w:proofErr w:type="spellEnd"/>
+      <w:r>
+        <w:t xml:space="preserve"> </w:t>
+      </w:r>
+      <w:proofErr w:type="gramStart"/>
+      <w:r>
+        <w:t>server</w:t>
+      </w:r>
+      <w:proofErr w:type="gramEnd"/>
+      <w:r>
+        <w:t xml:space="preserve"> </w:t>
+      </w:r>
+      <w:proofErr w:type="spellStart"/>
+      <w:r>
+        <w:t>was</w:t>
+      </w:r>
+      <w:proofErr w:type="spellEnd"/>
+      <w:r>
+        <w:t xml:space="preserve"> </w:t>
+      </w:r>
+      <w:proofErr w:type="spellStart"/>
+      <w:r>
+        <w:t>just</w:t>
+      </w:r>
+      <w:proofErr w:type="spellEnd"/>
+      <w:r>
+        <w:t xml:space="preserve"> </w:t>
+      </w:r>
+      <w:proofErr w:type="spellStart"/>
+      <w:r>
+        <w:t>completely</w:t>
+      </w:r>
+      <w:proofErr w:type="spellEnd"/>
+      <w:r>
+        <w:t xml:space="preserve"> </w:t>
+      </w:r>
+      <w:proofErr w:type="spellStart"/>
+      <w:r>
+        <w:t>not</w:t>
+      </w:r>
+      <w:proofErr w:type="spellEnd"/>
+      <w:r>
+        <w:t xml:space="preserve"> </w:t>
+      </w:r>
+      <w:proofErr w:type="spellStart"/>
+      <w:r>
+        <w:t>working</w:t>
+      </w:r>
+      <w:proofErr w:type="spellEnd"/>
+      <w:r>
+        <w:t xml:space="preserve">. </w:t>
+      </w:r>
+      <w:proofErr w:type="spellStart"/>
+      <w:r>
+        <w:t>Because</w:t>
+      </w:r>
+      <w:proofErr w:type="spellEnd"/>
+      <w:r>
+        <w:t xml:space="preserve"> </w:t>
+      </w:r>
+      <w:proofErr w:type="spellStart"/>
+      <w:r>
+        <w:t>of</w:t>
+      </w:r>
+      <w:proofErr w:type="spellEnd"/>
+      <w:r>
+        <w:t xml:space="preserve"> </w:t>
+      </w:r>
+      <w:proofErr w:type="spellStart"/>
+      <w:r>
+        <w:t>this</w:t>
+      </w:r>
+      <w:proofErr w:type="spellEnd"/>
+      <w:r>
+        <w:t xml:space="preserve">, </w:t>
+      </w:r>
+      <w:proofErr w:type="spellStart"/>
+      <w:r>
+        <w:t>we</w:t>
+      </w:r>
+      <w:proofErr w:type="spellEnd"/>
+      <w:r>
+        <w:t xml:space="preserve"> </w:t>
+      </w:r>
+      <w:proofErr w:type="spellStart"/>
+      <w:r>
+        <w:t>need</w:t>
+      </w:r>
+      <w:proofErr w:type="spellEnd"/>
+      <w:r>
+        <w:t xml:space="preserve"> </w:t>
+      </w:r>
+      <w:proofErr w:type="spellStart"/>
+      <w:r>
+        <w:t>to</w:t>
+      </w:r>
+      <w:proofErr w:type="spellEnd"/>
+      <w:r>
+        <w:t xml:space="preserve"> </w:t>
+      </w:r>
+      <w:proofErr w:type="spellStart"/>
+      <w:r>
+        <w:t>change</w:t>
+      </w:r>
+      <w:proofErr w:type="spellEnd"/>
+      <w:r>
+        <w:t xml:space="preserve"> </w:t>
+      </w:r>
+      <w:proofErr w:type="spellStart"/>
+      <w:r>
+        <w:t>just</w:t>
+      </w:r>
+      <w:proofErr w:type="spellEnd"/>
+      <w:r>
+        <w:t xml:space="preserve"> a </w:t>
+      </w:r>
+      <w:proofErr w:type="spellStart"/>
+      <w:r>
+        <w:t>few</w:t>
+      </w:r>
+      <w:proofErr w:type="spellEnd"/>
+      <w:r>
+        <w:t xml:space="preserve"> places in </w:t>
+      </w:r>
+      <w:proofErr w:type="spellStart"/>
+      <w:r>
+        <w:t>the</w:t>
+      </w:r>
+      <w:proofErr w:type="spellEnd"/>
+      <w:r>
+        <w:t xml:space="preserve"> FOG Web GUI, and </w:t>
+      </w:r>
+      <w:proofErr w:type="spellStart"/>
+      <w:r>
+        <w:t>change</w:t>
+      </w:r>
+      <w:proofErr w:type="spellEnd"/>
+      <w:r>
+        <w:t xml:space="preserve"> </w:t>
+      </w:r>
+      <w:proofErr w:type="spellStart"/>
+      <w:r>
+        <w:t>the</w:t>
+      </w:r>
+      <w:proofErr w:type="spellEnd"/>
+      <w:r>
+        <w:t xml:space="preserve"> </w:t>
+      </w:r>
+      <w:proofErr w:type="spellStart"/>
+      <w:r>
+        <w:t>old</w:t>
+      </w:r>
+      <w:proofErr w:type="spellEnd"/>
+      <w:r>
+        <w:t xml:space="preserve"> FOG </w:t>
+      </w:r>
+      <w:proofErr w:type="spellStart"/>
+      <w:r>
+        <w:t>Server's</w:t>
+      </w:r>
+      <w:proofErr w:type="spellEnd"/>
+      <w:r>
+        <w:t xml:space="preserve"> IP </w:t>
+      </w:r>
+      <w:proofErr w:type="spellStart"/>
+      <w:r>
+        <w:t>address</w:t>
+      </w:r>
+      <w:proofErr w:type="spellEnd"/>
+      <w:r>
+        <w:t xml:space="preserve"> </w:t>
+      </w:r>
+      <w:proofErr w:type="spellStart"/>
+      <w:r>
+        <w:t>to</w:t>
+      </w:r>
+      <w:proofErr w:type="spellEnd"/>
+      <w:r>
+        <w:t xml:space="preserve"> </w:t>
+      </w:r>
+      <w:proofErr w:type="spellStart"/>
+      <w:r>
+        <w:t>the</w:t>
+      </w:r>
+      <w:proofErr w:type="spellEnd"/>
+      <w:r>
+        <w:t xml:space="preserve"> new FOG </w:t>
+      </w:r>
+      <w:proofErr w:type="spellStart"/>
+      <w:r>
+        <w:t>Server's</w:t>
+      </w:r>
+      <w:proofErr w:type="spellEnd"/>
+      <w:r>
+        <w:t xml:space="preserve"> IP </w:t>
+      </w:r>
+      <w:proofErr w:type="spellStart"/>
+      <w:r>
+        <w:t>Address</w:t>
+      </w:r>
+      <w:proofErr w:type="spellEnd"/>
+      <w:r>
+        <w:t xml:space="preserve">, and </w:t>
+      </w:r>
+      <w:proofErr w:type="spellStart"/>
+      <w:r>
+        <w:t>update</w:t>
+      </w:r>
+      <w:proofErr w:type="spellEnd"/>
+      <w:r>
+        <w:t xml:space="preserve"> a </w:t>
+      </w:r>
+      <w:proofErr w:type="spellStart"/>
+      <w:r>
+        <w:t>few</w:t>
+      </w:r>
+      <w:proofErr w:type="spellEnd"/>
+      <w:r>
+        <w:t xml:space="preserve"> </w:t>
+      </w:r>
+      <w:proofErr w:type="spellStart"/>
+      <w:r>
+        <w:t>passwords</w:t>
+      </w:r>
+      <w:proofErr w:type="spellEnd"/>
+      <w:r>
+        <w:t xml:space="preserve">. </w:t>
+      </w:r>
+    </w:p>
+    <w:p>
+      <w:r>
+        <w:t xml:space="preserve">First, </w:t>
+      </w:r>
+      <w:proofErr w:type="spellStart"/>
+      <w:r>
+        <w:t>we</w:t>
+      </w:r>
+      <w:proofErr w:type="spellEnd"/>
+      <w:r>
+        <w:t xml:space="preserve"> </w:t>
+      </w:r>
+      <w:proofErr w:type="spellStart"/>
+      <w:r>
+        <w:t>must</w:t>
+      </w:r>
+      <w:proofErr w:type="spellEnd"/>
+      <w:r>
+        <w:t xml:space="preserve"> </w:t>
+      </w:r>
+      <w:proofErr w:type="spellStart"/>
+      <w:r>
+        <w:t>find</w:t>
+      </w:r>
+      <w:proofErr w:type="spellEnd"/>
+      <w:r>
+        <w:t xml:space="preserve"> </w:t>
+      </w:r>
+      <w:proofErr w:type="spellStart"/>
+      <w:r>
+        <w:t>out</w:t>
+      </w:r>
+      <w:proofErr w:type="spellEnd"/>
+      <w:r>
+        <w:t xml:space="preserve"> </w:t>
+      </w:r>
+      <w:proofErr w:type="spellStart"/>
+      <w:r>
+        <w:t>what</w:t>
+      </w:r>
+      <w:proofErr w:type="spellEnd"/>
+      <w:r>
+        <w:t xml:space="preserve"> </w:t>
+      </w:r>
+      <w:proofErr w:type="spellStart"/>
+      <w:r>
+        <w:t>the</w:t>
+      </w:r>
+      <w:proofErr w:type="spellEnd"/>
+      <w:r>
+        <w:t xml:space="preserve"> new FOG </w:t>
+      </w:r>
+      <w:proofErr w:type="spellStart"/>
+      <w:r>
+        <w:t>Password</w:t>
+      </w:r>
+      <w:proofErr w:type="spellEnd"/>
+      <w:r>
+        <w:t xml:space="preserve"> and new </w:t>
+      </w:r>
+      <w:proofErr w:type="gramStart"/>
+      <w:r>
+        <w:t>interface</w:t>
+      </w:r>
+      <w:proofErr w:type="gramEnd"/>
+      <w:r>
+        <w:t xml:space="preserve"> </w:t>
+      </w:r>
+      <w:proofErr w:type="spellStart"/>
+      <w:r>
+        <w:t>is</w:t>
+      </w:r>
+      <w:proofErr w:type="spellEnd"/>
+      <w:r>
+        <w:t xml:space="preserve">. </w:t>
+      </w:r>
+      <w:proofErr w:type="spellStart"/>
+      <w:r>
+        <w:t>On</w:t>
+      </w:r>
+      <w:proofErr w:type="spellEnd"/>
+      <w:r>
+        <w:t xml:space="preserve"> </w:t>
+      </w:r>
+      <w:proofErr w:type="spellStart"/>
+      <w:r>
+        <w:t>the</w:t>
+      </w:r>
+      <w:proofErr w:type="spellEnd"/>
+      <w:r>
+        <w:t xml:space="preserve"> </w:t>
       </w:r>
       <w:r>
         <w:rPr>
@@ -188,16 +1043,129 @@
         <w:t>new</w:t>
       </w:r>
       <w:r>
-        <w:t xml:space="preserve"> FOG Server, run this command and note the outputted lines that begin with password= and interface= </w:t>
-      </w:r>
-    </w:p>
-    <w:p>
-      <w:r>
-        <w:t>cat /opt/fog/.fogsettings</w:t>
-      </w:r>
-    </w:p>
-    <w:p>
-      <w:r>
+        <w:t xml:space="preserve"> FOG Server, run </w:t>
+      </w:r>
+      <w:proofErr w:type="spellStart"/>
+      <w:r>
+        <w:t>this</w:t>
+      </w:r>
+      <w:proofErr w:type="spellEnd"/>
+      <w:r>
+        <w:t xml:space="preserve"> </w:t>
+      </w:r>
+      <w:proofErr w:type="spellStart"/>
+      <w:r>
+        <w:t>command</w:t>
+      </w:r>
+      <w:proofErr w:type="spellEnd"/>
+      <w:r>
+        <w:t xml:space="preserve"> and note </w:t>
+      </w:r>
+      <w:proofErr w:type="spellStart"/>
+      <w:r>
+        <w:t>the</w:t>
+      </w:r>
+      <w:proofErr w:type="spellEnd"/>
+      <w:r>
+        <w:t xml:space="preserve"> </w:t>
+      </w:r>
+      <w:proofErr w:type="spellStart"/>
+      <w:r>
+        <w:t>outputted</w:t>
+      </w:r>
+      <w:proofErr w:type="spellEnd"/>
+      <w:r>
+        <w:t xml:space="preserve"> </w:t>
+      </w:r>
+      <w:proofErr w:type="spellStart"/>
+      <w:r>
+        <w:t>lines</w:t>
+      </w:r>
+      <w:proofErr w:type="spellEnd"/>
+      <w:r>
+        <w:t xml:space="preserve"> </w:t>
+      </w:r>
+      <w:proofErr w:type="spellStart"/>
+      <w:r>
+        <w:t>that</w:t>
+      </w:r>
+      <w:proofErr w:type="spellEnd"/>
+      <w:r>
+        <w:t xml:space="preserve"> </w:t>
+      </w:r>
+      <w:proofErr w:type="spellStart"/>
+      <w:r>
+        <w:t>begin</w:t>
+      </w:r>
+      <w:proofErr w:type="spellEnd"/>
+      <w:r>
+        <w:t xml:space="preserve"> </w:t>
+      </w:r>
+      <w:proofErr w:type="spellStart"/>
+      <w:r>
+        <w:t>with</w:t>
+      </w:r>
+      <w:proofErr w:type="spellEnd"/>
+      <w:r>
+        <w:t xml:space="preserve"> </w:t>
+      </w:r>
+      <w:proofErr w:type="spellStart"/>
+      <w:proofErr w:type="gramStart"/>
+      <w:r>
+        <w:t>password</w:t>
+      </w:r>
+      <w:proofErr w:type="spellEnd"/>
+      <w:proofErr w:type="gramEnd"/>
+      <w:r>
+        <w:t xml:space="preserve">= and </w:t>
+      </w:r>
+      <w:proofErr w:type="gramStart"/>
+      <w:r>
+        <w:t>interface</w:t>
+      </w:r>
+      <w:proofErr w:type="gramEnd"/>
+      <w:r>
+        <w:t xml:space="preserve">= </w:t>
+      </w:r>
+    </w:p>
+    <w:p>
+      <w:proofErr w:type="spellStart"/>
+      <w:r>
+        <w:t>cat</w:t>
+      </w:r>
+      <w:proofErr w:type="spellEnd"/>
+      <w:r>
+        <w:t xml:space="preserve"> /</w:t>
+      </w:r>
+      <w:proofErr w:type="spellStart"/>
+      <w:r>
+        <w:t>opt</w:t>
+      </w:r>
+      <w:proofErr w:type="spellEnd"/>
+      <w:r>
+        <w:t>/</w:t>
+      </w:r>
+      <w:proofErr w:type="spellStart"/>
+      <w:r>
+        <w:t>fog</w:t>
+      </w:r>
+      <w:proofErr w:type="spellEnd"/>
+      <w:proofErr w:type="gramStart"/>
+      <w:r>
+        <w:t>/.</w:t>
+      </w:r>
+      <w:proofErr w:type="spellStart"/>
+      <w:r>
+        <w:t>fogsettings</w:t>
+      </w:r>
+      <w:proofErr w:type="spellEnd"/>
+      <w:proofErr w:type="gramEnd"/>
+    </w:p>
+    <w:p>
+      <w:r>
+        <w:rPr>
+          <w:noProof/>
+        </w:rPr>
         <w:drawing>
           <wp:inline distT="0" distB="0" distL="0" distR="0" wp14:anchorId="6CF42DB3" wp14:editId="5BC953A0">
             <wp:extent cx="5943600" cy="882650"/>
@@ -214,7 +1182,7 @@
                     <pic:cNvPicPr/>
                   </pic:nvPicPr>
                   <pic:blipFill>
-                    <a:blip r:embed="rId9"/>
+                    <a:blip r:embed="rId8"/>
                     <a:stretch>
                       <a:fillRect/>
                     </a:stretch>
@@ -236,23 +1204,115 @@
       </w:r>
     </w:p>
     <w:p>
-      <w:r>
-        <w:t>cat /opt/fog/.fogsettings | grep password</w:t>
-      </w:r>
-    </w:p>
-    <w:p>
-      <w:r>
-        <w:t>password='a8XVgQi(vsout1wn93ML'</w:t>
-      </w:r>
-    </w:p>
-    <w:p>
-      <w:r>
-        <w:t>cat /opt/fog/.fogsettings | grep interface</w:t>
-      </w:r>
-    </w:p>
-    <w:p>
-      <w:r>
-        <w:t>interface='ens18'</w:t>
+      <w:proofErr w:type="spellStart"/>
+      <w:r>
+        <w:t>cat</w:t>
+      </w:r>
+      <w:proofErr w:type="spellEnd"/>
+      <w:r>
+        <w:t xml:space="preserve"> /</w:t>
+      </w:r>
+      <w:proofErr w:type="spellStart"/>
+      <w:r>
+        <w:t>opt</w:t>
+      </w:r>
+      <w:proofErr w:type="spellEnd"/>
+      <w:r>
+        <w:t>/</w:t>
+      </w:r>
+      <w:proofErr w:type="spellStart"/>
+      <w:r>
+        <w:t>fog</w:t>
+      </w:r>
+      <w:proofErr w:type="spellEnd"/>
+      <w:proofErr w:type="gramStart"/>
+      <w:r>
+        <w:t>/.</w:t>
+      </w:r>
+      <w:proofErr w:type="spellStart"/>
+      <w:r>
+        <w:t>fogsettings</w:t>
+      </w:r>
+      <w:proofErr w:type="spellEnd"/>
+      <w:proofErr w:type="gramEnd"/>
+      <w:r>
+        <w:t xml:space="preserve"> | grep </w:t>
+      </w:r>
+      <w:proofErr w:type="spellStart"/>
+      <w:proofErr w:type="gramStart"/>
+      <w:r>
+        <w:t>password</w:t>
+      </w:r>
+      <w:proofErr w:type="spellEnd"/>
+      <w:proofErr w:type="gramEnd"/>
+    </w:p>
+    <w:p>
+      <w:proofErr w:type="spellStart"/>
+      <w:r>
+        <w:t>password</w:t>
+      </w:r>
+      <w:proofErr w:type="spellEnd"/>
+      <w:r>
+        <w:t>='a8</w:t>
+      </w:r>
+      <w:proofErr w:type="gramStart"/>
+      <w:r>
+        <w:t>XVgQi(</w:t>
+      </w:r>
+      <w:proofErr w:type="gramEnd"/>
+      <w:r>
+        <w:t>vsout1wn93ML'</w:t>
+      </w:r>
+    </w:p>
+    <w:p>
+      <w:proofErr w:type="spellStart"/>
+      <w:r>
+        <w:t>cat</w:t>
+      </w:r>
+      <w:proofErr w:type="spellEnd"/>
+      <w:r>
+        <w:t xml:space="preserve"> /</w:t>
+      </w:r>
+      <w:proofErr w:type="spellStart"/>
+      <w:r>
+        <w:t>opt</w:t>
+      </w:r>
+      <w:proofErr w:type="spellEnd"/>
+      <w:r>
+        <w:t>/</w:t>
+      </w:r>
+      <w:proofErr w:type="spellStart"/>
+      <w:r>
+        <w:t>fog</w:t>
+      </w:r>
+      <w:proofErr w:type="spellEnd"/>
+      <w:proofErr w:type="gramStart"/>
+      <w:r>
+        <w:t>/.</w:t>
+      </w:r>
+      <w:proofErr w:type="spellStart"/>
+      <w:r>
+        <w:t>fogsettings</w:t>
+      </w:r>
+      <w:proofErr w:type="spellEnd"/>
+      <w:proofErr w:type="gramEnd"/>
+      <w:r>
+        <w:t xml:space="preserve"> | grep </w:t>
+      </w:r>
+      <w:proofErr w:type="gramStart"/>
+      <w:r>
+        <w:t>interface</w:t>
+      </w:r>
+      <w:proofErr w:type="gramEnd"/>
+    </w:p>
+    <w:p>
+      <w:proofErr w:type="gramStart"/>
+      <w:r>
+        <w:t>interface</w:t>
+      </w:r>
+      <w:proofErr w:type="gramEnd"/>
+      <w:r>
+        <w:t>='ens18'</w:t>
       </w:r>
     </w:p>
     <w:p>
@@ -266,14 +1326,151 @@
       </w:pPr>
     </w:p>
     <w:p>
+      <w:proofErr w:type="spellStart"/>
       <w:r>
         <w:lastRenderedPageBreak/>
-        <w:t xml:space="preserve">You'll want to copy/paste the password because of it's length. </w:t>
-      </w:r>
-    </w:p>
-    <w:p>
-      <w:r>
-        <w:t xml:space="preserve">Paste the password into the below fields in the </w:t>
+        <w:t>You'll</w:t>
+      </w:r>
+      <w:proofErr w:type="spellEnd"/>
+      <w:r>
+        <w:t xml:space="preserve"> </w:t>
+      </w:r>
+      <w:proofErr w:type="spellStart"/>
+      <w:r>
+        <w:t>want</w:t>
+      </w:r>
+      <w:proofErr w:type="spellEnd"/>
+      <w:r>
+        <w:t xml:space="preserve"> </w:t>
+      </w:r>
+      <w:proofErr w:type="spellStart"/>
+      <w:r>
+        <w:t>to</w:t>
+      </w:r>
+      <w:proofErr w:type="spellEnd"/>
+      <w:r>
+        <w:t xml:space="preserve"> </w:t>
+      </w:r>
+      <w:proofErr w:type="spellStart"/>
+      <w:r>
+        <w:t>copy</w:t>
+      </w:r>
+      <w:proofErr w:type="spellEnd"/>
+      <w:r>
+        <w:t xml:space="preserve">/paste </w:t>
+      </w:r>
+      <w:proofErr w:type="spellStart"/>
+      <w:r>
+        <w:t>the</w:t>
+      </w:r>
+      <w:proofErr w:type="spellEnd"/>
+      <w:r>
+        <w:t xml:space="preserve"> </w:t>
+      </w:r>
+      <w:proofErr w:type="spellStart"/>
+      <w:proofErr w:type="gramStart"/>
+      <w:r>
+        <w:t>password</w:t>
+      </w:r>
+      <w:proofErr w:type="spellEnd"/>
+      <w:proofErr w:type="gramEnd"/>
+      <w:r>
+        <w:t xml:space="preserve"> </w:t>
+      </w:r>
+      <w:proofErr w:type="spellStart"/>
+      <w:r>
+        <w:t>because</w:t>
+      </w:r>
+      <w:proofErr w:type="spellEnd"/>
+      <w:r>
+        <w:t xml:space="preserve"> </w:t>
+      </w:r>
+      <w:proofErr w:type="spellStart"/>
+      <w:r>
+        <w:t>of</w:t>
+      </w:r>
+      <w:proofErr w:type="spellEnd"/>
+      <w:r>
+        <w:t xml:space="preserve"> </w:t>
+      </w:r>
+      <w:proofErr w:type="spellStart"/>
+      <w:r>
+        <w:t>it's</w:t>
+      </w:r>
+      <w:proofErr w:type="spellEnd"/>
+      <w:r>
+        <w:t xml:space="preserve"> </w:t>
+      </w:r>
+      <w:proofErr w:type="spellStart"/>
+      <w:r>
+        <w:t>length</w:t>
+      </w:r>
+      <w:proofErr w:type="spellEnd"/>
+      <w:r>
+        <w:t xml:space="preserve">. </w:t>
+      </w:r>
+    </w:p>
+    <w:p>
+      <w:r>
+        <w:t xml:space="preserve">Paste </w:t>
+      </w:r>
+      <w:proofErr w:type="spellStart"/>
+      <w:r>
+        <w:t>the</w:t>
+      </w:r>
+      <w:proofErr w:type="spellEnd"/>
+      <w:r>
+        <w:t xml:space="preserve"> </w:t>
+      </w:r>
+      <w:proofErr w:type="spellStart"/>
+      <w:proofErr w:type="gramStart"/>
+      <w:r>
+        <w:t>password</w:t>
+      </w:r>
+      <w:proofErr w:type="spellEnd"/>
+      <w:proofErr w:type="gramEnd"/>
+      <w:r>
+        <w:t xml:space="preserve"> </w:t>
+      </w:r>
+      <w:proofErr w:type="spellStart"/>
+      <w:r>
+        <w:t>into</w:t>
+      </w:r>
+      <w:proofErr w:type="spellEnd"/>
+      <w:r>
+        <w:t xml:space="preserve"> </w:t>
+      </w:r>
+      <w:proofErr w:type="spellStart"/>
+      <w:r>
+        <w:t>the</w:t>
+      </w:r>
+      <w:proofErr w:type="spellEnd"/>
+      <w:r>
+        <w:t xml:space="preserve"> </w:t>
+      </w:r>
+      <w:proofErr w:type="spellStart"/>
+      <w:r>
+        <w:t>below</w:t>
+      </w:r>
+      <w:proofErr w:type="spellEnd"/>
+      <w:r>
+        <w:t xml:space="preserve"> </w:t>
+      </w:r>
+      <w:proofErr w:type="spellStart"/>
+      <w:r>
+        <w:t>fields</w:t>
+      </w:r>
+      <w:proofErr w:type="spellEnd"/>
+      <w:r>
+        <w:t xml:space="preserve"> in </w:t>
+      </w:r>
+      <w:proofErr w:type="spellStart"/>
+      <w:r>
+        <w:t>the</w:t>
+      </w:r>
+      <w:proofErr w:type="spellEnd"/>
+      <w:r>
+        <w:t xml:space="preserve"> </w:t>
       </w:r>
       <w:r>
         <w:rPr>
@@ -283,7 +1480,23 @@
         <w:t>new</w:t>
       </w:r>
       <w:r>
-        <w:t xml:space="preserve"> FOG Server's web interface: </w:t>
+        <w:t xml:space="preserve"> FOG </w:t>
+      </w:r>
+      <w:proofErr w:type="spellStart"/>
+      <w:r>
+        <w:t>Server's</w:t>
+      </w:r>
+      <w:proofErr w:type="spellEnd"/>
+      <w:r>
+        <w:t xml:space="preserve"> web </w:t>
+      </w:r>
+      <w:proofErr w:type="gramStart"/>
+      <w:r>
+        <w:t>interface</w:t>
+      </w:r>
+      <w:proofErr w:type="gramEnd"/>
+      <w:r>
+        <w:t xml:space="preserve">: </w:t>
       </w:r>
     </w:p>
     <w:p>
@@ -294,11 +1507,128 @@
         </w:numPr>
       </w:pPr>
       <w:r>
-        <w:t>Web Interface -&gt; Storage Management -&gt; [click node name] -&gt; Password and update the Interface field with the new interface name also.</w:t>
-      </w:r>
-    </w:p>
-    <w:p>
-      <w:r>
+        <w:t xml:space="preserve">Web </w:t>
+      </w:r>
+      <w:proofErr w:type="gramStart"/>
+      <w:r>
+        <w:t>Interface</w:t>
+      </w:r>
+      <w:proofErr w:type="gramEnd"/>
+      <w:r>
+        <w:t xml:space="preserve"> -&gt; Storage Management -&gt; [</w:t>
+      </w:r>
+      <w:proofErr w:type="spellStart"/>
+      <w:proofErr w:type="gramStart"/>
+      <w:r>
+        <w:t>click</w:t>
+      </w:r>
+      <w:proofErr w:type="spellEnd"/>
+      <w:proofErr w:type="gramEnd"/>
+      <w:r>
+        <w:t xml:space="preserve"> </w:t>
+      </w:r>
+      <w:proofErr w:type="spellStart"/>
+      <w:r>
+        <w:t>node</w:t>
+      </w:r>
+      <w:proofErr w:type="spellEnd"/>
+      <w:r>
+        <w:t xml:space="preserve"> </w:t>
+      </w:r>
+      <w:proofErr w:type="spellStart"/>
+      <w:r>
+        <w:t>name</w:t>
+      </w:r>
+      <w:proofErr w:type="spellEnd"/>
+      <w:r>
+        <w:t xml:space="preserve">] -&gt; </w:t>
+      </w:r>
+      <w:proofErr w:type="spellStart"/>
+      <w:r>
+        <w:t>Password</w:t>
+      </w:r>
+      <w:proofErr w:type="spellEnd"/>
+      <w:r>
+        <w:t xml:space="preserve"> and </w:t>
+      </w:r>
+      <w:proofErr w:type="spellStart"/>
+      <w:r>
+        <w:t>update</w:t>
+      </w:r>
+      <w:proofErr w:type="spellEnd"/>
+      <w:r>
+        <w:t xml:space="preserve"> </w:t>
+      </w:r>
+      <w:proofErr w:type="spellStart"/>
+      <w:r>
+        <w:t>the</w:t>
+      </w:r>
+      <w:proofErr w:type="spellEnd"/>
+      <w:r>
+        <w:t xml:space="preserve"> </w:t>
+      </w:r>
+      <w:proofErr w:type="gramStart"/>
+      <w:r>
+        <w:t>Interface</w:t>
+      </w:r>
+      <w:proofErr w:type="gramEnd"/>
+      <w:r>
+        <w:t xml:space="preserve"> </w:t>
+      </w:r>
+      <w:proofErr w:type="spellStart"/>
+      <w:r>
+        <w:t>field</w:t>
+      </w:r>
+      <w:proofErr w:type="spellEnd"/>
+      <w:r>
+        <w:t xml:space="preserve"> </w:t>
+      </w:r>
+      <w:proofErr w:type="spellStart"/>
+      <w:r>
+        <w:t>with</w:t>
+      </w:r>
+      <w:proofErr w:type="spellEnd"/>
+      <w:r>
+        <w:t xml:space="preserve"> </w:t>
+      </w:r>
+      <w:proofErr w:type="spellStart"/>
+      <w:r>
+        <w:t>the</w:t>
+      </w:r>
+      <w:proofErr w:type="spellEnd"/>
+      <w:r>
+        <w:t xml:space="preserve"> new </w:t>
+      </w:r>
+      <w:proofErr w:type="gramStart"/>
+      <w:r>
+        <w:t>interface</w:t>
+      </w:r>
+      <w:proofErr w:type="gramEnd"/>
+      <w:r>
+        <w:t xml:space="preserve"> </w:t>
+      </w:r>
+      <w:proofErr w:type="spellStart"/>
+      <w:r>
+        <w:t>name</w:t>
+      </w:r>
+      <w:proofErr w:type="spellEnd"/>
+      <w:r>
+        <w:t xml:space="preserve"> </w:t>
+      </w:r>
+      <w:proofErr w:type="spellStart"/>
+      <w:r>
+        <w:t>also</w:t>
+      </w:r>
+      <w:proofErr w:type="spellEnd"/>
+      <w:r>
+        <w:t>.</w:t>
+      </w:r>
+    </w:p>
+    <w:p>
+      <w:r>
+        <w:rPr>
+          <w:noProof/>
+        </w:rPr>
         <w:drawing>
           <wp:inline distT="0" distB="0" distL="0" distR="0" wp14:anchorId="6BFBE151" wp14:editId="634AF06B">
             <wp:extent cx="5943600" cy="821690"/>
@@ -315,7 +1645,7 @@
                     <pic:cNvPicPr/>
                   </pic:nvPicPr>
                   <pic:blipFill>
-                    <a:blip r:embed="rId10"/>
+                    <a:blip r:embed="rId9"/>
                     <a:stretch>
                       <a:fillRect/>
                     </a:stretch>
@@ -339,6 +1669,9 @@
     <w:p/>
     <w:p>
       <w:r>
+        <w:rPr>
+          <w:noProof/>
+        </w:rPr>
         <w:drawing>
           <wp:inline distT="0" distB="0" distL="0" distR="0" wp14:anchorId="31782BC6" wp14:editId="6862A9BC">
             <wp:extent cx="5943600" cy="930910"/>
@@ -355,7 +1688,7 @@
                     <pic:cNvPicPr/>
                   </pic:nvPicPr>
                   <pic:blipFill>
-                    <a:blip r:embed="rId11"/>
+                    <a:blip r:embed="rId10"/>
                     <a:stretch>
                       <a:fillRect/>
                     </a:stretch>
@@ -387,6 +1720,9 @@
     <w:p/>
     <w:p>
       <w:r>
+        <w:rPr>
+          <w:noProof/>
+        </w:rPr>
         <w:drawing>
           <wp:inline distT="0" distB="0" distL="0" distR="0" wp14:anchorId="78DD0BA7" wp14:editId="6592FA14">
             <wp:extent cx="5943600" cy="2112645"/>
@@ -403,7 +1739,7 @@
                     <pic:cNvPicPr/>
                   </pic:nvPicPr>
                   <pic:blipFill>
-                    <a:blip r:embed="rId12"/>
+                    <a:blip r:embed="rId11"/>
                     <a:stretch>
                       <a:fillRect/>
                     </a:stretch>
@@ -426,6 +1762,9 @@
     </w:p>
     <w:p>
       <w:r>
+        <w:rPr>
+          <w:noProof/>
+        </w:rPr>
         <w:lastRenderedPageBreak/>
         <w:drawing>
           <wp:inline distT="0" distB="0" distL="0" distR="0" wp14:anchorId="083CC7BC" wp14:editId="2E2642A4">
@@ -443,7 +1782,7 @@
                     <pic:cNvPicPr/>
                   </pic:nvPicPr>
                   <pic:blipFill>
-                    <a:blip r:embed="rId13"/>
+                    <a:blip r:embed="rId12"/>
                     <a:stretch>
                       <a:fillRect/>
                     </a:stretch>
@@ -477,11 +1816,22 @@
     <w:p>
       <w:r>
         <w:lastRenderedPageBreak/>
-        <w:t>Si no terminamos de confgiurar lo de las IPS nos pedirá servidor de TFTP:</w:t>
-      </w:r>
-    </w:p>
-    <w:p>
-      <w:r>
+        <w:t xml:space="preserve">Si no terminamos de </w:t>
+      </w:r>
+      <w:proofErr w:type="spellStart"/>
+      <w:r>
+        <w:t>confgiurar</w:t>
+      </w:r>
+      <w:proofErr w:type="spellEnd"/>
+      <w:r>
+        <w:t xml:space="preserve"> lo de las IPS nos pedirá servidor de TFTP:</w:t>
+      </w:r>
+    </w:p>
+    <w:p>
+      <w:r>
+        <w:rPr>
+          <w:noProof/>
+        </w:rPr>
         <w:drawing>
           <wp:inline distT="0" distB="0" distL="0" distR="0" wp14:anchorId="3FFE8D15" wp14:editId="13FF4A7A">
             <wp:extent cx="8229600" cy="3136900"/>
@@ -498,7 +1848,7 @@
                     <pic:cNvPicPr/>
                   </pic:nvPicPr>
                   <pic:blipFill>
-                    <a:blip r:embed="rId14"/>
+                    <a:blip r:embed="rId13"/>
                     <a:stretch>
                       <a:fillRect/>
                     </a:stretch>
@@ -534,6 +1884,9 @@
         </w:sectPr>
       </w:pPr>
       <w:r>
+        <w:rPr>
+          <w:noProof/>
+        </w:rPr>
         <w:lastRenderedPageBreak/>
         <w:drawing>
           <wp:inline distT="0" distB="0" distL="0" distR="0" wp14:anchorId="2002CC2E" wp14:editId="265FD130">
@@ -551,7 +1904,7 @@
                     <pic:cNvPicPr/>
                   </pic:nvPicPr>
                   <pic:blipFill>
-                    <a:blip r:embed="rId15"/>
+                    <a:blip r:embed="rId14"/>
                     <a:stretch>
                       <a:fillRect/>
                     </a:stretch>
@@ -581,11 +1934,38 @@
       </w:pPr>
       <w:r>
         <w:lastRenderedPageBreak/>
-        <w:t>Web Interface -&gt; FOG Configuration -&gt; FOG Settings -&gt; TFTP Server -&gt; FOG_TFTP_FTP_PASSWORD</w:t>
-      </w:r>
-    </w:p>
-    <w:p>
-      <w:r>
+        <w:t xml:space="preserve">Web </w:t>
+      </w:r>
+      <w:proofErr w:type="gramStart"/>
+      <w:r>
+        <w:t>Interface</w:t>
+      </w:r>
+      <w:proofErr w:type="gramEnd"/>
+      <w:r>
+        <w:t xml:space="preserve"> -&gt; FOG </w:t>
+      </w:r>
+      <w:proofErr w:type="spellStart"/>
+      <w:r>
+        <w:t>Configuration</w:t>
+      </w:r>
+      <w:proofErr w:type="spellEnd"/>
+      <w:r>
+        <w:t xml:space="preserve"> -&gt; FOG </w:t>
+      </w:r>
+      <w:proofErr w:type="spellStart"/>
+      <w:r>
+        <w:t>Settings</w:t>
+      </w:r>
+      <w:proofErr w:type="spellEnd"/>
+      <w:r>
+        <w:t xml:space="preserve"> -&gt; TFTP Server -&gt; FOG_TFTP_FTP_PASSWORD</w:t>
+      </w:r>
+    </w:p>
+    <w:p>
+      <w:r>
+        <w:rPr>
+          <w:noProof/>
+        </w:rPr>
         <w:drawing>
           <wp:inline distT="0" distB="0" distL="0" distR="0" wp14:anchorId="26BAE00E" wp14:editId="20D36C28">
             <wp:extent cx="5943600" cy="784860"/>
@@ -602,7 +1982,7 @@
                     <pic:cNvPicPr/>
                   </pic:nvPicPr>
                   <pic:blipFill>
-                    <a:blip r:embed="rId16"/>
+                    <a:blip r:embed="rId15"/>
                     <a:stretch>
                       <a:fillRect/>
                     </a:stretch>
@@ -625,11 +2005,22 @@
     </w:p>
     <w:p>
       <w:r>
-        <w:t>Debemos cambiar la IP y la Password:</w:t>
-      </w:r>
-    </w:p>
-    <w:p>
-      <w:r>
+        <w:t xml:space="preserve">Debemos cambiar la IP y la </w:t>
+      </w:r>
+      <w:proofErr w:type="spellStart"/>
+      <w:r>
+        <w:t>Password</w:t>
+      </w:r>
+      <w:proofErr w:type="spellEnd"/>
+      <w:r>
+        <w:t>:</w:t>
+      </w:r>
+    </w:p>
+    <w:p>
+      <w:r>
+        <w:rPr>
+          <w:noProof/>
+        </w:rPr>
         <w:drawing>
           <wp:inline distT="0" distB="0" distL="0" distR="0" wp14:anchorId="74597BEB" wp14:editId="38602591">
             <wp:extent cx="5943600" cy="1646555"/>
@@ -646,7 +2037,7 @@
                     <pic:cNvPicPr/>
                   </pic:nvPicPr>
                   <pic:blipFill>
-                    <a:blip r:embed="rId17"/>
+                    <a:blip r:embed="rId16"/>
                     <a:stretch>
                       <a:fillRect/>
                     </a:stretch>
@@ -674,6 +2065,9 @@
     </w:p>
     <w:p>
       <w:r>
+        <w:rPr>
+          <w:noProof/>
+        </w:rPr>
         <w:drawing>
           <wp:inline distT="0" distB="0" distL="0" distR="0" wp14:anchorId="21328615" wp14:editId="528099A4">
             <wp:extent cx="5943600" cy="2015490"/>
@@ -690,7 +2084,7 @@
                     <pic:cNvPicPr/>
                   </pic:nvPicPr>
                   <pic:blipFill>
-                    <a:blip r:embed="rId18"/>
+                    <a:blip r:embed="rId17"/>
                     <a:stretch>
                       <a:fillRect/>
                     </a:stretch>
@@ -722,9 +2116,62 @@
       </w:pPr>
     </w:p>
     <w:p>
+      <w:proofErr w:type="spellStart"/>
       <w:r>
         <w:lastRenderedPageBreak/>
-        <w:t xml:space="preserve">Update the IP Address in the below fields in the </w:t>
+        <w:t>Update</w:t>
+      </w:r>
+      <w:proofErr w:type="spellEnd"/>
+      <w:r>
+        <w:t xml:space="preserve"> </w:t>
+      </w:r>
+      <w:proofErr w:type="spellStart"/>
+      <w:r>
+        <w:t>the</w:t>
+      </w:r>
+      <w:proofErr w:type="spellEnd"/>
+      <w:r>
+        <w:t xml:space="preserve"> IP </w:t>
+      </w:r>
+      <w:proofErr w:type="spellStart"/>
+      <w:r>
+        <w:t>Address</w:t>
+      </w:r>
+      <w:proofErr w:type="spellEnd"/>
+      <w:r>
+        <w:t xml:space="preserve"> in </w:t>
+      </w:r>
+      <w:proofErr w:type="spellStart"/>
+      <w:r>
+        <w:t>the</w:t>
+      </w:r>
+      <w:proofErr w:type="spellEnd"/>
+      <w:r>
+        <w:t xml:space="preserve"> </w:t>
+      </w:r>
+      <w:proofErr w:type="spellStart"/>
+      <w:r>
+        <w:t>below</w:t>
+      </w:r>
+      <w:proofErr w:type="spellEnd"/>
+      <w:r>
+        <w:t xml:space="preserve"> </w:t>
+      </w:r>
+      <w:proofErr w:type="spellStart"/>
+      <w:r>
+        <w:t>fields</w:t>
+      </w:r>
+      <w:proofErr w:type="spellEnd"/>
+      <w:r>
+        <w:t xml:space="preserve"> in </w:t>
+      </w:r>
+      <w:proofErr w:type="spellStart"/>
+      <w:r>
+        <w:t>the</w:t>
+      </w:r>
+      <w:proofErr w:type="spellEnd"/>
+      <w:r>
+        <w:t xml:space="preserve"> </w:t>
       </w:r>
       <w:r>
         <w:rPr>
@@ -734,7 +2181,23 @@
         <w:t>new</w:t>
       </w:r>
       <w:r>
-        <w:t xml:space="preserve"> FOG Server's web interface: </w:t>
+        <w:t xml:space="preserve"> FOG </w:t>
+      </w:r>
+      <w:proofErr w:type="spellStart"/>
+      <w:r>
+        <w:t>Server's</w:t>
+      </w:r>
+      <w:proofErr w:type="spellEnd"/>
+      <w:r>
+        <w:t xml:space="preserve"> web </w:t>
+      </w:r>
+      <w:proofErr w:type="gramStart"/>
+      <w:r>
+        <w:t>interface</w:t>
+      </w:r>
+      <w:proofErr w:type="gramEnd"/>
+      <w:r>
+        <w:t xml:space="preserve">: </w:t>
       </w:r>
     </w:p>
     <w:p>
@@ -745,8 +2208,47 @@
         </w:numPr>
       </w:pPr>
       <w:r>
-        <w:t>Web Interface -&gt; Storage Management -&gt; [click node name] -&gt; IP Address</w:t>
-      </w:r>
+        <w:t xml:space="preserve">Web </w:t>
+      </w:r>
+      <w:proofErr w:type="gramStart"/>
+      <w:r>
+        <w:t>Interface</w:t>
+      </w:r>
+      <w:proofErr w:type="gramEnd"/>
+      <w:r>
+        <w:t xml:space="preserve"> -&gt; Storage Management -&gt; [</w:t>
+      </w:r>
+      <w:proofErr w:type="spellStart"/>
+      <w:proofErr w:type="gramStart"/>
+      <w:r>
+        <w:t>click</w:t>
+      </w:r>
+      <w:proofErr w:type="spellEnd"/>
+      <w:proofErr w:type="gramEnd"/>
+      <w:r>
+        <w:t xml:space="preserve"> </w:t>
+      </w:r>
+      <w:proofErr w:type="spellStart"/>
+      <w:r>
+        <w:t>node</w:t>
+      </w:r>
+      <w:proofErr w:type="spellEnd"/>
+      <w:r>
+        <w:t xml:space="preserve"> </w:t>
+      </w:r>
+      <w:proofErr w:type="spellStart"/>
+      <w:r>
+        <w:t>name</w:t>
+      </w:r>
+      <w:proofErr w:type="spellEnd"/>
+      <w:r>
+        <w:t xml:space="preserve">] -&gt; IP </w:t>
+      </w:r>
+      <w:proofErr w:type="spellStart"/>
+      <w:r>
+        <w:t>Address</w:t>
+      </w:r>
+      <w:proofErr w:type="spellEnd"/>
     </w:p>
     <w:p>
       <w:r>
@@ -755,6 +2257,9 @@
     </w:p>
     <w:p>
       <w:r>
+        <w:rPr>
+          <w:noProof/>
+        </w:rPr>
         <w:drawing>
           <wp:inline distT="0" distB="0" distL="0" distR="0" wp14:anchorId="3069A1FD" wp14:editId="002E9358">
             <wp:extent cx="5943600" cy="2594610"/>
@@ -771,7 +2276,7 @@
                     <pic:cNvPicPr/>
                   </pic:nvPicPr>
                   <pic:blipFill>
-                    <a:blip r:embed="rId19"/>
+                    <a:blip r:embed="rId18"/>
                     <a:stretch>
                       <a:fillRect/>
                     </a:stretch>
@@ -794,6 +2299,9 @@
     </w:p>
     <w:p>
       <w:r>
+        <w:rPr>
+          <w:noProof/>
+        </w:rPr>
         <w:drawing>
           <wp:inline distT="0" distB="0" distL="0" distR="0" wp14:anchorId="43CF7981" wp14:editId="08F4E9E6">
             <wp:extent cx="5943600" cy="2019300"/>
@@ -810,7 +2318,7 @@
                     <pic:cNvPicPr/>
                   </pic:nvPicPr>
                   <pic:blipFill>
-                    <a:blip r:embed="rId20"/>
+                    <a:blip r:embed="rId19"/>
                     <a:stretch>
                       <a:fillRect/>
                     </a:stretch>
@@ -855,11 +2363,38 @@
       </w:pPr>
       <w:r>
         <w:lastRenderedPageBreak/>
-        <w:t>Web Interface -&gt; FOG Configuration -&gt; FOG Settings -&gt; Web Server -&gt; FOG_WEB_HOST</w:t>
-      </w:r>
-    </w:p>
-    <w:p>
-      <w:r>
+        <w:t xml:space="preserve">Web </w:t>
+      </w:r>
+      <w:proofErr w:type="gramStart"/>
+      <w:r>
+        <w:t>Interface</w:t>
+      </w:r>
+      <w:proofErr w:type="gramEnd"/>
+      <w:r>
+        <w:t xml:space="preserve"> -&gt; FOG </w:t>
+      </w:r>
+      <w:proofErr w:type="spellStart"/>
+      <w:r>
+        <w:t>Configuration</w:t>
+      </w:r>
+      <w:proofErr w:type="spellEnd"/>
+      <w:r>
+        <w:t xml:space="preserve"> -&gt; FOG </w:t>
+      </w:r>
+      <w:proofErr w:type="spellStart"/>
+      <w:r>
+        <w:t>Settings</w:t>
+      </w:r>
+      <w:proofErr w:type="spellEnd"/>
+      <w:r>
+        <w:t xml:space="preserve"> -&gt; Web Server -&gt; FOG_WEB_HOST</w:t>
+      </w:r>
+    </w:p>
+    <w:p>
+      <w:r>
+        <w:rPr>
+          <w:noProof/>
+        </w:rPr>
         <w:drawing>
           <wp:inline distT="0" distB="0" distL="0" distR="0" wp14:anchorId="3DF83506" wp14:editId="005D3C26">
             <wp:extent cx="5943600" cy="2342515"/>
@@ -876,7 +2411,7 @@
                     <pic:cNvPicPr/>
                   </pic:nvPicPr>
                   <pic:blipFill>
-                    <a:blip r:embed="rId21"/>
+                    <a:blip r:embed="rId20"/>
                     <a:stretch>
                       <a:fillRect/>
                     </a:stretch>
@@ -899,6 +2434,9 @@
     </w:p>
     <w:p>
       <w:r>
+        <w:rPr>
+          <w:noProof/>
+        </w:rPr>
         <w:drawing>
           <wp:inline distT="0" distB="0" distL="0" distR="0" wp14:anchorId="04A8FA16" wp14:editId="056733B9">
             <wp:extent cx="5943600" cy="2257425"/>
@@ -915,7 +2453,7 @@
                     <pic:cNvPicPr/>
                   </pic:nvPicPr>
                   <pic:blipFill>
-                    <a:blip r:embed="rId22"/>
+                    <a:blip r:embed="rId21"/>
                     <a:stretch>
                       <a:fillRect/>
                     </a:stretch>
@@ -959,11 +2497,38 @@
       </w:pPr>
       <w:r>
         <w:lastRenderedPageBreak/>
-        <w:t>Web Interface -&gt; FOG Configuration -&gt; FOG Settings -&gt; TFTP Server -&gt; FOG_TFTP_HOST</w:t>
-      </w:r>
-    </w:p>
-    <w:p>
-      <w:r>
+        <w:t xml:space="preserve">Web </w:t>
+      </w:r>
+      <w:proofErr w:type="gramStart"/>
+      <w:r>
+        <w:t>Interface</w:t>
+      </w:r>
+      <w:proofErr w:type="gramEnd"/>
+      <w:r>
+        <w:t xml:space="preserve"> -&gt; FOG </w:t>
+      </w:r>
+      <w:proofErr w:type="spellStart"/>
+      <w:r>
+        <w:t>Configuration</w:t>
+      </w:r>
+      <w:proofErr w:type="spellEnd"/>
+      <w:r>
+        <w:t xml:space="preserve"> -&gt; FOG </w:t>
+      </w:r>
+      <w:proofErr w:type="spellStart"/>
+      <w:r>
+        <w:t>Settings</w:t>
+      </w:r>
+      <w:proofErr w:type="spellEnd"/>
+      <w:r>
+        <w:t xml:space="preserve"> -&gt; TFTP Server -&gt; FOG_TFTP_HOST</w:t>
+      </w:r>
+    </w:p>
+    <w:p>
+      <w:r>
+        <w:rPr>
+          <w:noProof/>
+        </w:rPr>
         <w:drawing>
           <wp:inline distT="0" distB="0" distL="0" distR="0" wp14:anchorId="3A327C6E" wp14:editId="06870803">
             <wp:extent cx="5943600" cy="1741805"/>
@@ -980,7 +2545,7 @@
                     <pic:cNvPicPr/>
                   </pic:nvPicPr>
                   <pic:blipFill>
-                    <a:blip r:embed="rId23"/>
+                    <a:blip r:embed="rId22"/>
                     <a:stretch>
                       <a:fillRect/>
                     </a:stretch>
@@ -1009,6 +2574,9 @@
     </w:p>
     <w:p>
       <w:r>
+        <w:rPr>
+          <w:noProof/>
+        </w:rPr>
         <w:drawing>
           <wp:inline distT="0" distB="0" distL="0" distR="0" wp14:anchorId="1D975EEF" wp14:editId="1A96B980">
             <wp:extent cx="5943600" cy="3890010"/>
@@ -1025,7 +2593,7 @@
                     <pic:cNvPicPr/>
                   </pic:nvPicPr>
                   <pic:blipFill>
-                    <a:blip r:embed="rId24"/>
+                    <a:blip r:embed="rId23"/>
                     <a:stretch>
                       <a:fillRect/>
                     </a:stretch>
@@ -1048,6 +2616,9 @@
     </w:p>
     <w:p>
       <w:r>
+        <w:rPr>
+          <w:noProof/>
+        </w:rPr>
         <w:lastRenderedPageBreak/>
         <w:drawing>
           <wp:inline distT="0" distB="0" distL="0" distR="0" wp14:anchorId="2E842C56" wp14:editId="611674E8">
@@ -1065,7 +2636,7 @@
                     <pic:cNvPicPr/>
                   </pic:nvPicPr>
                   <pic:blipFill>
-                    <a:blip r:embed="rId25"/>
+                    <a:blip r:embed="rId24"/>
                     <a:stretch>
                       <a:fillRect/>
                     </a:stretch>
@@ -2007,6 +3578,7 @@
   <w:style w:type="character" w:default="1" w:styleId="Fuentedeprrafopredeter">
     <w:name w:val="Default Paragraph Font"/>
     <w:uiPriority w:val="1"/>
+    <w:semiHidden/>
     <w:unhideWhenUsed/>
   </w:style>
   <w:style w:type="table" w:default="1" w:styleId="Tablanormal">
@@ -2343,6 +3915,18 @@
       <w:shd w:val="clear" w:color="auto" w:fill="E1DFDD"/>
     </w:rPr>
   </w:style>
+  <w:style w:type="character" w:styleId="Hipervnculovisitado">
+    <w:name w:val="FollowedHyperlink"/>
+    <w:basedOn w:val="Fuentedeprrafopredeter"/>
+    <w:uiPriority w:val="99"/>
+    <w:semiHidden/>
+    <w:unhideWhenUsed/>
+    <w:rsid w:val="009726B6"/>
+    <w:rPr>
+      <w:color w:val="96607D" w:themeColor="followedHyperlink"/>
+      <w:u w:val="single"/>
+    </w:rPr>
+  </w:style>
 </w:styles>
 </file>
 
